--- a/docs/kompas-technical-documentation.docx
+++ b/docs/kompas-technical-documentation.docx
@@ -1391,7 +1391,7 @@
                 <w:sz w:val="19"/>
                 <w:szCs w:val="19"/>
               </w:rPr>
-              <w:t xml:space="preserve">OpenRouter API, языковая модель Kimi K3</w:t>
+              <w:t xml:space="preserve">GigaChat API (Сбер), языковая модель GigaChat-2</w:t>
             </w:r>
           </w:p>
         </w:tc>
@@ -3987,7 +3987,7 @@
           <w:sz w:val="22"/>
           <w:szCs w:val="22"/>
         </w:rPr>
-        <w:t xml:space="preserve">После расчёта итогового профиля ученика система обращается к внешнему сервису OpenRouter, предоставляющему доступ к языковой модели Kimi K3. Модели передаётся структурированное описание профиля пользователя (баллы по интересам, знаниям и навыкам), на основе которого формируется перечень из пяти рекомендованных профессий.</w:t>
+        <w:t xml:space="preserve">После расчёта итогового профиля ученика система обращается к языковой модели GigaChat-2 от Сбера. Модели передаётся структурированное описание профиля пользователя (баллы по интересам, знаниям и навыкам), на основе которого формируется перечень из пяти рекомендованных профессий.</w:t>
       </w:r>
     </w:p>
     <w:p>
